--- a/blog/Multilingual-KYC-Sanctions-Screening.docx
+++ b/blog/Multilingual-KYC-Sanctions-Screening.docx
@@ -88,7 +88,7 @@
         </w:rPr>
         <w:t xml:space="preserve"> When one name has many spellings, two things happen at once: real sanctions and PEP hits can slip through under an unexpected transliteration, while thousands of harmless customers get flagged because their common surname fuzzy-matches a watchlist entry. Name-based screening is where this bites hardest, and the numbers are brutal. Financial institutions routinely report </w:t>
       </w:r>
-      <w:hyperlink w:history="1" r:id="rIdlk6rhhc4924ftxrravusu">
+      <w:hyperlink w:history="1" r:id="rIdn_ze5hvkjrorfo7qgh_-9">
         <w:r>
           <w:rPr>
             <w:rStyle w:val="Hyperlink"/>
@@ -105,7 +105,7 @@
         </w:rPr>
         <w:t xml:space="preserve">, meaning analysts and MLRO teams spend the overwhelming majority of their time clearing </w:t>
       </w:r>
-      <w:hyperlink w:history="1" r:id="rId6gf7iruplsfjkgm0pjlpo">
+      <w:hyperlink w:history="1" r:id="rIdtxegurp1mvwhiz0okfxjs">
         <w:r>
           <w:rPr>
             <w:rStyle w:val="Hyperlink"/>
@@ -134,7 +134,7 @@
         </w:rPr>
         <w:t xml:space="preserve">A 2026 FCA review of more than 150 UK firms put a hard number on the miss rate: screening </w:t>
       </w:r>
-      <w:hyperlink w:history="1" r:id="rIdas0z2l3c82fyqvjrl0jto">
+      <w:hyperlink w:history="1" r:id="rIduhsfcia1utg21atqkmdxa">
         <w:r>
           <w:rPr>
             <w:rStyle w:val="Hyperlink"/>
@@ -178,7 +178,7 @@
         </w:rPr>
         <w:t xml:space="preserve">This is not hypothetical, and it isn't always about scale. In early 2026, the UK's Office of Financial Sanctions Implementation fined </w:t>
       </w:r>
-      <w:hyperlink w:history="1" r:id="rIderdwkppv5aascngdponu4">
+      <w:hyperlink w:history="1" r:id="rId9xzu_6igwwrem5u90pv2n">
         <w:r>
           <w:rPr>
             <w:rStyle w:val="Hyperlink"/>
@@ -195,7 +195,7 @@
         </w:rPr>
         <w:t xml:space="preserve"> after a UK-designated individual under the Russia regime opened a Halifax account with a passport that rendered his name in a </w:t>
       </w:r>
-      <w:hyperlink w:history="1" r:id="rId8qvfn8qbqerbac_aholok">
+      <w:hyperlink w:history="1" r:id="rIdz40x1fyqss7ryb13b_3ts">
         <w:r>
           <w:rPr>
             <w:rStyle w:val="Hyperlink"/>
@@ -224,7 +224,7 @@
         </w:rPr>
         <w:t xml:space="preserve">The bigger cases show the same root cause priced at scale. On August 3, 2026, FinCEN assessed a </w:t>
       </w:r>
-      <w:hyperlink w:history="1" r:id="rIdapewscgnakxns8pa8unqg">
+      <w:hyperlink w:history="1" r:id="rId0se6klolobhd5tmenzpxb">
         <w:r>
           <w:rPr>
             <w:rStyle w:val="Hyperlink"/>
@@ -241,7 +241,7 @@
         </w:rPr>
         <w:t xml:space="preserve"> for repeat, willful AML failures, after the firm left tens of thousands of foreign-currency wires under-monitored, </w:t>
       </w:r>
-      <w:hyperlink w:history="1" r:id="rIdkafjredz_im3mszbws-ar">
+      <w:hyperlink w:history="1" r:id="rIdalfreodttcuxpzvjccwh_">
         <w:r>
           <w:rPr>
             <w:rStyle w:val="Hyperlink"/>
@@ -258,7 +258,7 @@
         </w:rPr>
         <w:t xml:space="preserve">. It's the latest in a decade where screening and monitoring gaps carried nine- and ten-figure price tags: </w:t>
       </w:r>
-      <w:hyperlink w:history="1" r:id="rIdiaqmjup7r7odfiirawgzk">
+      <w:hyperlink w:history="1" r:id="rId0snuywsbexxd4lgoedq9i">
         <w:r>
           <w:rPr>
             <w:rStyle w:val="Hyperlink"/>
@@ -275,7 +275,7 @@
         </w:rPr>
         <w:t xml:space="preserve">, the largest Bank Secrecy Act penalty on record; </w:t>
       </w:r>
-      <w:hyperlink w:history="1" r:id="rIdhiypb_blcxoysurskrzcw">
+      <w:hyperlink w:history="1" r:id="rIdxc5sar15bpwthfootsgum">
         <w:r>
           <w:rPr>
             <w:rStyle w:val="Hyperlink"/>
@@ -292,7 +292,7 @@
         </w:rPr>
         <w:t xml:space="preserve"> for processing transactions tied to sanctioned countries; and </w:t>
       </w:r>
-      <w:hyperlink w:history="1" r:id="rIdcnahwcqt5xly_zu8kld0v">
+      <w:hyperlink w:history="1" r:id="rIdrv5env9czhg4y9ehljbfo">
         <w:r>
           <w:rPr>
             <w:rStyle w:val="Hyperlink"/>
@@ -336,7 +336,7 @@
         </w:rPr>
         <w:t xml:space="preserve">Two forces are converging. First, regulation is centralizing: the EU's new </w:t>
       </w:r>
-      <w:hyperlink w:history="1" r:id="rId2mj0mr5kzbof55wtqv1mz">
+      <w:hyperlink w:history="1" r:id="rIdhvcbtuubzkc-o3nd9yol5">
         <w:r>
           <w:rPr>
             <w:rStyle w:val="Hyperlink"/>
@@ -353,7 +353,7 @@
         </w:rPr>
         <w:t xml:space="preserve"> began operating from Frankfurt in July 2025, and a directly applicable "single rulebook" </w:t>
       </w:r>
-      <w:hyperlink w:history="1" r:id="rIdiuzvpgdhfj59nqrmwv9-w">
+      <w:hyperlink w:history="1" r:id="rIddng0tx7risz6mj8dokzsn">
         <w:r>
           <w:rPr>
             <w:rStyle w:val="Hyperlink"/>
@@ -382,7 +382,7 @@
         </w:rPr>
         <w:t xml:space="preserve">Second, whole new regulated sectors are scaling into the same obligation. Legal sports betting has exploded across the US and Europe, and operators must run KYC, AML, and sanctions checks on millions of bettors across jurisdictions and languages, a duty European bodies like the </w:t>
       </w:r>
-      <w:hyperlink w:history="1" r:id="rIdgwoswkmzszk8z-xqo7dwg">
+      <w:hyperlink w:history="1" r:id="rIdmq1r_miijyxfj0g3hq5z7">
         <w:r>
           <w:rPr>
             <w:rStyle w:val="Hyperlink"/>
@@ -399,7 +399,7 @@
         </w:rPr>
         <w:t xml:space="preserve"> actively push on. This is already biting: in October 2025 the UK Gambling Commission fined </w:t>
       </w:r>
-      <w:hyperlink w:history="1" r:id="rIdjsy5fsplu2tzpxsxe0eri">
+      <w:hyperlink w:history="1" r:id="rIdp-aridh-0wexoyudfylkz">
         <w:r>
           <w:rPr>
             <w:rStyle w:val="Hyperlink"/>
@@ -476,7 +476,7 @@
         </w:rPr>
         <w:t xml:space="preserve"> </w:t>
       </w:r>
-      <w:hyperlink w:history="1" r:id="rIdjpszklzoao0opssnxgtsz">
+      <w:hyperlink w:history="1" r:id="rIdoi4vozf3r9fqbkerpkfai">
         <w:r>
           <w:rPr>
             <w:rStyle w:val="Hyperlink"/>
@@ -493,14 +493,14 @@
         </w:rPr>
         <w:t xml:space="preserve"> and </w:t>
       </w:r>
-      <w:hyperlink w:history="1" r:id="rIdwfj1guy3s9-hkcrnrjnqd">
-        <w:r>
-          <w:rPr>
-            <w:rStyle w:val="Hyperlink"/>
-            <w:sz w:val="22"/>
-            <w:szCs w:val="22"/>
-          </w:rPr>
-          <w:t xml:space="preserve">NYCFC Names Viamericas Its Remittance Partner</w:t>
+      <w:hyperlink w:history="1" r:id="rIdr_n0-nyjrj-2txsdx-16p">
+        <w:r>
+          <w:rPr>
+            <w:rStyle w:val="Hyperlink"/>
+            <w:sz w:val="22"/>
+            <w:szCs w:val="22"/>
+          </w:rPr>
+          <w:t xml:space="preserve">From Sponsor to Customer: Fintech's New Sports Playbook</w:t>
         </w:r>
       </w:hyperlink>
       <w:r>
@@ -517,7 +517,7 @@
           <w:sz w:val="22"/>
           <w:szCs w:val="22"/>
         </w:rPr>
-        <w:t xml:space="preserve">(swap for live URLs)</w:t>
+        <w:t xml:space="preserve">(Buying Loyalty URL is a placeholder)</w:t>
       </w:r>
       <w:r>
         <w:rPr>
@@ -594,7 +594,7 @@
         </w:rPr>
         <w:t xml:space="preserve">The problem of false positives in AML screening (90-95%+ false-positive rates; transliteration a key driver): </w:t>
       </w:r>
-      <w:hyperlink w:history="1" r:id="rIdneesugzenu3bma5mvjtru">
+      <w:hyperlink w:history="1" r:id="rIdhzbpiyf2uguye_fdjrxsq">
         <w:r>
           <w:rPr>
             <w:rStyle w:val="Hyperlink"/>
@@ -611,7 +611,7 @@
         </w:rPr>
         <w:t xml:space="preserve"> · </w:t>
       </w:r>
-      <w:hyperlink w:history="1" r:id="rIdqsjs_tnnr5rst_f9lvr7o">
+      <w:hyperlink w:history="1" r:id="rIdsftnr85grhm7d0kt3pzqs">
         <w:r>
           <w:rPr>
             <w:rStyle w:val="Hyperlink"/>
@@ -638,7 +638,7 @@
         </w:rPr>
         <w:t xml:space="preserve">FCA, Sanctions systems and controls in our firms: our findings (2026; 90% exact-match vs. 75% on name variations; accountability not outsourced to vendors): </w:t>
       </w:r>
-      <w:hyperlink w:history="1" r:id="rId7zmkjpzfjz1twuqypmxwy">
+      <w:hyperlink w:history="1" r:id="rIdxuxvewm3yikmoro-abbjj">
         <w:r>
           <w:rPr>
             <w:rStyle w:val="Hyperlink"/>
@@ -655,7 +655,7 @@
         </w:rPr>
         <w:t xml:space="preserve"> · </w:t>
       </w:r>
-      <w:hyperlink w:history="1" r:id="rIdqpv7-4eavgafja5urowqx">
+      <w:hyperlink w:history="1" r:id="rIdp3xlevz1e3dh_y9krpu-f">
         <w:r>
           <w:rPr>
             <w:rStyle w:val="Hyperlink"/>
@@ -682,7 +682,7 @@
         </w:rPr>
         <w:t xml:space="preserve">OFSI fines Bank of Scotland £160,000 over a Russia-sanctions transliteration variant (2026): </w:t>
       </w:r>
-      <w:hyperlink w:history="1" r:id="rId-wimpvo6nuj48ds8kb6x5">
+      <w:hyperlink w:history="1" r:id="rIdrlqa4xy0mjsbzfn1wkbgc">
         <w:r>
           <w:rPr>
             <w:rStyle w:val="Hyperlink"/>
@@ -699,7 +699,7 @@
         </w:rPr>
         <w:t xml:space="preserve"> · </w:t>
       </w:r>
-      <w:hyperlink w:history="1" r:id="rIddg_vvdfrr60suksmlqkne">
+      <w:hyperlink w:history="1" r:id="rId9hxfjoprmziqeojxzcsi3">
         <w:r>
           <w:rPr>
             <w:rStyle w:val="Hyperlink"/>
@@ -726,7 +726,7 @@
         </w:rPr>
         <w:t xml:space="preserve">UK Gambling Commission fines Platinum Gaming (Unibet) £10M for AML and safer-gambling failures (Oct 2025): </w:t>
       </w:r>
-      <w:hyperlink w:history="1" r:id="rIdjtdgjsa7rush8jj1soqwh">
+      <w:hyperlink w:history="1" r:id="rIddfval6fka2owfelq43fcn">
         <w:r>
           <w:rPr>
             <w:rStyle w:val="Hyperlink"/>
@@ -743,7 +743,7 @@
         </w:rPr>
         <w:t xml:space="preserve"> · </w:t>
       </w:r>
-      <w:hyperlink w:history="1" r:id="rIdsii5fin6az0hquqznpwuf">
+      <w:hyperlink w:history="1" r:id="rIdcfbtn4wn7e0pum45cb8na">
         <w:r>
           <w:rPr>
             <w:rStyle w:val="Hyperlink"/>
@@ -770,7 +770,7 @@
         </w:rPr>
         <w:t xml:space="preserve">FinCEN assesses historic $125M penalty against UBS Financial Services for recidivist BSA violations (Aug 3, 2026): </w:t>
       </w:r>
-      <w:hyperlink w:history="1" r:id="rId5n-jb2m3xpiynp0pichhb">
+      <w:hyperlink w:history="1" r:id="rId9icg956wkxhkobe0bxzwu">
         <w:r>
           <w:rPr>
             <w:rStyle w:val="Hyperlink"/>
@@ -787,7 +787,7 @@
         </w:rPr>
         <w:t xml:space="preserve"> · </w:t>
       </w:r>
-      <w:hyperlink w:history="1" r:id="rIdzol5jbeoubzcz9u-jyyu_">
+      <w:hyperlink w:history="1" r:id="rId52cqsnxqxk6w928n_gckz">
         <w:r>
           <w:rPr>
             <w:rStyle w:val="Hyperlink"/>
@@ -814,7 +814,7 @@
         </w:rPr>
         <w:t xml:space="preserve">Largest AML/sanctions fines (TD Bank ~$3.09B 2024; Standard Chartered $1.1B 2019; BNP Paribas ~$9B 2014): </w:t>
       </w:r>
-      <w:hyperlink w:history="1" r:id="rIdoprd9wqtof17youo5g3n9">
+      <w:hyperlink w:history="1" r:id="rIdv_ipi2qnivnkonzvnz1yo">
         <w:r>
           <w:rPr>
             <w:rStyle w:val="Hyperlink"/>
@@ -831,7 +831,7 @@
         </w:rPr>
         <w:t xml:space="preserve"> · </w:t>
       </w:r>
-      <w:hyperlink w:history="1" r:id="rIdriyhednzg0pl2uw9lltpu">
+      <w:hyperlink w:history="1" r:id="rIdvqspu27_zjoo-4ueiw_ct">
         <w:r>
           <w:rPr>
             <w:rStyle w:val="Hyperlink"/>
@@ -858,7 +858,7 @@
         </w:rPr>
         <w:t xml:space="preserve">EU Anti-Money Laundering Authority (AMLA) and single rulebook / perpetual KYC: </w:t>
       </w:r>
-      <w:hyperlink w:history="1" r:id="rIddi7nxhwqvmmf39qcj3ppt">
+      <w:hyperlink w:history="1" r:id="rIdog2tsigee6g_xy7hoqd3g">
         <w:r>
           <w:rPr>
             <w:rStyle w:val="Hyperlink"/>
@@ -875,7 +875,7 @@
         </w:rPr>
         <w:t xml:space="preserve"> · </w:t>
       </w:r>
-      <w:hyperlink w:history="1" r:id="rIdeuxfe-nwhy89gixfngmyb">
+      <w:hyperlink w:history="1" r:id="rIdsd9jmf2jjhr2sh_jytqbo">
         <w:r>
           <w:rPr>
             <w:rStyle w:val="Hyperlink"/>
@@ -902,7 +902,7 @@
         </w:rPr>
         <w:t xml:space="preserve">European Gaming and Betting Association (AML in regulated betting): </w:t>
       </w:r>
-      <w:hyperlink w:history="1" r:id="rId8rixkr_hjgx8pydoiyfq7">
+      <w:hyperlink w:history="1" r:id="rIdii7wrii9skau-hwxaenip">
         <w:r>
           <w:rPr>
             <w:rStyle w:val="Hyperlink"/>
@@ -929,7 +929,7 @@
         </w:rPr>
         <w:t xml:space="preserve">Related TransPerfect posts: </w:t>
       </w:r>
-      <w:hyperlink w:history="1" r:id="rIdnbdwf5htiunyfnlme71sh">
+      <w:hyperlink w:history="1" r:id="rIdd7fh55u8thmncsn9falje">
         <w:r>
           <w:rPr>
             <w:rStyle w:val="Hyperlink"/>
@@ -946,7 +946,7 @@
         </w:rPr>
         <w:t xml:space="preserve"> · </w:t>
       </w:r>
-      <w:hyperlink w:history="1" r:id="rIdgog9ufj8sv5kjek5qq1ai">
+      <w:hyperlink w:history="1" r:id="rIdnonwielfsutoiicpn2qy0">
         <w:r>
           <w:rPr>
             <w:rStyle w:val="Hyperlink"/>
